--- a/docs/Asset_Allocation_Backtest_Project_Detail.docx
+++ b/docs/Asset_Allocation_Backtest_Project_Detail.docx
@@ -3283,7 +3283,7 @@
         <w:rPr>
           <w:rFonts w:ascii="Calibri" w:cs="Calibri" w:eastAsia="Calibri" w:hAnsi="Calibri"/>
         </w:rPr>
-        <w:t xml:space="preserve">Charts and tables: portfolio vs 100% in each asset and inflation; drawdown chart with worst-fall chips; allocation donut; comparison table; Year by year table with a '1995 Dec close (buy)' row showing the Nifty shares and gold grams bought and the closing prices they were bought at (Nifty 909.00, gold Rs 462.42 per gram).</w:t>
+        <w:t xml:space="preserve">Tabs (card tabs with icons): Asset Allocation, Rebalance, Backtester, Saved plans. Save as plan (under the sliders) stores the weights as a custom allocation; the Saved plans tab loads one back into the sliders or opens it in the Backtester.</w:t>
       </w:r>
     </w:p>
     <w:p>
@@ -3299,7 +3299,7 @@
         <w:rPr>
           <w:rFonts w:ascii="Calibri" w:cs="Calibri" w:eastAsia="Calibri" w:hAnsi="Calibri"/>
         </w:rPr>
-        <w:t xml:space="preserve">Rebalance page (header button): value with vs without rebalancing, the latest review's buy / reduce amounts and a Year by year (with rebalancing) table like the main page's: the 1995 Dec buy row, then every December the amount in each asset at the close (Nifty shares / gold grams held at that price), what is sold or bought (with the shares / grams), and the amount and shares after; shares and grams change only in a December when the portfolio is rebalanced.</w:t>
+        <w:t xml:space="preserve">Charts: every chart uses the same line model - a key box at the top-left, 100% in each asset, a purple Inflation line and a thick pink My Portfolio line; every drawdown chart adds a purple My Portfolio after inflation line with its worst fall.</w:t>
       </w:r>
     </w:p>
     <w:p>
@@ -3315,7 +3315,39 @@
         <w:rPr>
           <w:rFonts w:ascii="Calibri" w:cs="Calibri" w:eastAsia="Calibri" w:hAnsi="Calibri"/>
         </w:rPr>
-        <w:t xml:space="preserve">Backtester (header button): daily-close Buy &amp; Hold and Rebalancing pages on named allocations. Allocations (10 predefined, read-only, plus your custom ones) are kept in config/asset_allocations.json through AllocationStore (atomic writes, recreated when missing, validated: weights add up to 100, no negatives, known assets, unique name up to 50 characters). Engine: run_backtest(allocation, start, end, amount, rebalance none / monthly / quarterly / yearly on the first trading day of each period), prices carried forward at most 5 days, cash compounded over 252 days, cost hook. Results: summary cards (final value, total return, CAGR, max drawdown with dates, volatility), equity curve, stacked value per asset, calendar-year returns, asset contribution; the Rebalancing page adds the number of rebalances, a paginated rebalance log and a comparison with buy and hold. Manage allocations: new, duplicate, edit / delete custom, export and import JSON.</w:t>
+        <w:t xml:space="preserve">Charts and tables: portfolio vs 100% in each asset and inflation; drawdown chart with worst-fall chips; allocation donut; comparison table; Year by year table with a '1995 Dec close (buy)' row showing the Nifty shares and gold grams bought and the closing prices they were bought at (Nifty 909.00, gold Rs 462.42 per gram).</w:t>
+      </w:r>
+    </w:p>
+    <w:p>
+      <w:pPr>
+        <w:pStyle w:val="ListParagraph"/>
+        <w:numPr>
+          <w:ilvl w:val="0"/>
+          <w:numId w:val="2"/>
+        </w:numPr>
+        <w:spacing w:after="80"/>
+      </w:pPr>
+      <w:r>
+        <w:rPr>
+          <w:rFonts w:ascii="Calibri" w:cs="Calibri" w:eastAsia="Calibri" w:hAnsi="Calibri"/>
+        </w:rPr>
+        <w:t xml:space="preserve">Rebalance tab: value with vs without rebalancing, the latest review's buy / reduce amounts and a Year by year (with rebalancing) table like the main page's: the 1995 Dec buy row, then every December the amount in each asset at the close (Nifty shares / gold grams held at that price), what is sold or bought (with the shares / grams), and the amount and shares after; shares and grams change only in a December when the portfolio is rebalanced.</w:t>
+      </w:r>
+    </w:p>
+    <w:p>
+      <w:pPr>
+        <w:pStyle w:val="ListParagraph"/>
+        <w:numPr>
+          <w:ilvl w:val="0"/>
+          <w:numId w:val="2"/>
+        </w:numPr>
+        <w:spacing w:after="80"/>
+      </w:pPr>
+      <w:r>
+        <w:rPr>
+          <w:rFonts w:ascii="Calibri" w:cs="Calibri" w:eastAsia="Calibri" w:hAnsi="Calibri"/>
+        </w:rPr>
+        <w:t xml:space="preserve">Backtester tab: daily-close Buy &amp; Hold and Rebalancing pages on named allocations. Allocations (10 predefined, read-only, plus your custom ones) are kept in config/asset_allocations.json through AllocationStore (atomic writes, recreated when missing, validated: weights add up to 100, no negatives, known assets, unique name up to 50 characters). Engine: run_backtest(allocation, start, end, amount, rebalance none / monthly / quarterly / yearly on the first trading day of each period), prices carried forward at most 5 days, cash compounded over 252 days, cost hook. Results: summary cards (final value, total return, CAGR, max drawdown with dates, volatility), one value chart (100% in each asset, Inflation, My Portfolio) with the drawdown chart below, calendar-year returns, asset contribution; the Rebalancing page adds the number of rebalances, a paginated rebalance log and a comparison with buy and hold. Manage allocations: new, duplicate, edit / delete custom, export and import JSON.</w:t>
       </w:r>
     </w:p>
     <w:p>
@@ -4112,6 +4144,54 @@
         <w:rPr>
           <w:rFonts w:ascii="Calibri" w:cs="Calibri" w:eastAsia="Calibri" w:hAnsi="Calibri"/>
         </w:rPr>
+        <w:t xml:space="preserve">Bonds now earn one return per year (Jan to Dec), added once in December; December and final values are unchanged.</w:t>
+      </w:r>
+    </w:p>
+    <w:p>
+      <w:pPr>
+        <w:pStyle w:val="ListParagraph"/>
+        <w:numPr>
+          <w:ilvl w:val="0"/>
+          <w:numId w:val="2"/>
+        </w:numPr>
+        <w:spacing w:after="80"/>
+      </w:pPr>
+      <w:r>
+        <w:rPr>
+          <w:rFonts w:ascii="Calibri" w:cs="Calibri" w:eastAsia="Calibri" w:hAnsi="Calibri"/>
+        </w:rPr>
+        <w:t xml:space="preserve">Inflation added to every chart: the Backtester API sends an inflation line (annual CPI rate from the API, compounded over the days), and every drawdown chart shows My Portfolio after inflation.</w:t>
+      </w:r>
+    </w:p>
+    <w:p>
+      <w:pPr>
+        <w:pStyle w:val="ListParagraph"/>
+        <w:numPr>
+          <w:ilvl w:val="0"/>
+          <w:numId w:val="2"/>
+        </w:numPr>
+        <w:spacing w:after="80"/>
+      </w:pPr>
+      <w:r>
+        <w:rPr>
+          <w:rFonts w:ascii="Calibri" w:cs="Calibri" w:eastAsia="Calibri" w:hAnsi="Calibri"/>
+        </w:rPr>
+        <w:t xml:space="preserve">Code on GitHub: https://github.com/srchains/asset-allocation-backtest- (private).</w:t>
+      </w:r>
+    </w:p>
+    <w:p>
+      <w:pPr>
+        <w:pStyle w:val="ListParagraph"/>
+        <w:numPr>
+          <w:ilvl w:val="0"/>
+          <w:numId w:val="2"/>
+        </w:numPr>
+        <w:spacing w:after="80"/>
+      </w:pPr>
+      <w:r>
+        <w:rPr>
+          <w:rFonts w:ascii="Calibri" w:cs="Calibri" w:eastAsia="Calibri" w:hAnsi="Calibri"/>
+        </w:rPr>
         <w:t xml:space="preserve">Fixed: CAGR and Sharpe now count the number of periods between values correctly and include the first year's return.</w:t>
       </w:r>
     </w:p>
@@ -4760,7 +4840,7 @@
           <w:sz w:val="19"/>
           <w:szCs w:val="19"/>
         </w:rPr>
-        <w:t xml:space="preserve">$env:TRADEENTRY_TOKEN = "tat_xxxxxxxx"      # PowerShell</w:t>
+        <w:t xml:space="preserve">$env:TRADEENTRY_TOKEN = Read-Host "TradeEntry token"   # PowerShell</w:t>
       </w:r>
     </w:p>
     <w:p>
@@ -4847,7 +4927,7 @@
           <w:sz w:val="19"/>
           <w:szCs w:val="19"/>
         </w:rPr>
-        <w:t xml:space="preserve">uvicorn server:app --reload --port 8000</w:t>
+        <w:t xml:space="preserve">python -m uvicorn server:app --port 8000      # window 1, project root</w:t>
       </w:r>
     </w:p>
     <w:p>
@@ -4861,7 +4941,52 @@
           <w:sz w:val="19"/>
           <w:szCs w:val="19"/>
         </w:rPr>
-        <w:t xml:space="preserve">cd web &amp;&amp; npm run dev</w:t>
+        <w:t xml:space="preserve">cd web; npm run dev                           # window 2, then open http://localhost:5173</w:t>
+      </w:r>
+    </w:p>
+    <w:p>
+      <w:pPr>
+        <w:pStyle w:val="Heading2"/>
+        <w:spacing w:after="120" w:before="260"/>
+      </w:pPr>
+      <w:r>
+        <w:rPr>
+          <w:rFonts w:ascii="Calibri" w:cs="Calibri" w:eastAsia="Calibri" w:hAnsi="Calibri"/>
+          <w:b/>
+          <w:bCs/>
+          <w:color w:val="0E7C86"/>
+          <w:sz w:val="25"/>
+          <w:szCs w:val="25"/>
+        </w:rPr>
+        <w:t xml:space="preserve">First time only</w:t>
+      </w:r>
+    </w:p>
+    <w:p>
+      <w:pPr>
+        <w:shd w:fill="F2F4F7" w:val="clear"/>
+        <w:spacing w:after="60"/>
+      </w:pPr>
+      <w:r>
+        <w:rPr>
+          <w:rFonts w:ascii="Consolas" w:cs="Consolas" w:eastAsia="Consolas" w:hAnsi="Consolas"/>
+          <w:sz w:val="19"/>
+          <w:szCs w:val="19"/>
+        </w:rPr>
+        <w:t xml:space="preserve">pip install -r requirements.txt</w:t>
+      </w:r>
+    </w:p>
+    <w:p>
+      <w:pPr>
+        <w:shd w:fill="F2F4F7" w:val="clear"/>
+        <w:spacing w:after="60"/>
+      </w:pPr>
+      <w:r>
+        <w:rPr>
+          <w:rFonts w:ascii="Consolas" w:cs="Consolas" w:eastAsia="Consolas" w:hAnsi="Consolas"/>
+          <w:sz w:val="19"/>
+          <w:szCs w:val="19"/>
+        </w:rPr>
+        <w:t xml:space="preserve">cd web; npm install</w:t>
       </w:r>
     </w:p>
     <w:p>

--- a/docs/Asset_Allocation_Backtest_Project_Detail.docx
+++ b/docs/Asset_Allocation_Backtest_Project_Detail.docx
@@ -636,7 +636,7 @@
               <w:rPr>
                 <w:rFonts w:ascii="Calibri" w:cs="Calibri" w:eastAsia="Calibri" w:hAnsi="Calibri"/>
               </w:rPr>
-              <w:t xml:space="preserve">pytest (136 tests: backtest logic, monthly and December-only data, API endpoints; the live-data tests need the token)</w:t>
+              <w:t xml:space="preserve">pytest (124 tests: backtest logic, monthly and December-only data, API endpoints; the live-data tests need the token)</w:t>
             </w:r>
           </w:p>
         </w:tc>
@@ -986,7 +986,7 @@
               <w:rPr>
                 <w:rFonts w:ascii="Calibri" w:cs="Calibri" w:eastAsia="Calibri" w:hAnsi="Calibri"/>
               </w:rPr>
-              <w:t xml:space="preserve">scripts/nse_index_history.py</w:t>
+              <w:t xml:space="preserve">tests/</w:t>
             </w:r>
           </w:p>
         </w:tc>
@@ -1012,7 +1012,7 @@
               <w:rPr>
                 <w:rFonts w:ascii="Calibri" w:cs="Calibri" w:eastAsia="Calibri" w:hAnsi="Calibri"/>
               </w:rPr>
-              <w:t xml:space="preserve">Stand-alone tool to download NSE index history to CSV (not used by the app)</w:t>
+              <w:t xml:space="preserve">pytest suite for the backtest logic and the API endpoints</w:t>
             </w:r>
           </w:p>
         </w:tc>
@@ -1042,7 +1042,7 @@
               <w:rPr>
                 <w:rFonts w:ascii="Calibri" w:cs="Calibri" w:eastAsia="Calibri" w:hAnsi="Calibri"/>
               </w:rPr>
-              <w:t xml:space="preserve">tests/</w:t>
+              <w:t xml:space="preserve">requirements.txt</w:t>
             </w:r>
           </w:p>
         </w:tc>
@@ -1067,7 +1067,7 @@
               <w:rPr>
                 <w:rFonts w:ascii="Calibri" w:cs="Calibri" w:eastAsia="Calibri" w:hAnsi="Calibri"/>
               </w:rPr>
-              <w:t xml:space="preserve">pytest suite for the backtest logic and the API endpoints</w:t>
+              <w:t xml:space="preserve">Backend Python dependencies</w:t>
             </w:r>
           </w:p>
         </w:tc>
@@ -1098,7 +1098,7 @@
               <w:rPr>
                 <w:rFonts w:ascii="Calibri" w:cs="Calibri" w:eastAsia="Calibri" w:hAnsi="Calibri"/>
               </w:rPr>
-              <w:t xml:space="preserve">requirements.txt</w:t>
+              <w:t xml:space="preserve">package.json</w:t>
             </w:r>
           </w:p>
         </w:tc>
@@ -1124,7 +1124,7 @@
               <w:rPr>
                 <w:rFonts w:ascii="Calibri" w:cs="Calibri" w:eastAsia="Calibri" w:hAnsi="Calibri"/>
               </w:rPr>
-              <w:t xml:space="preserve">Backend Python dependencies</w:t>
+              <w:t xml:space="preserve">Root scripts: npm run dev starts backend + frontend together</w:t>
             </w:r>
           </w:p>
         </w:tc>
@@ -1154,7 +1154,7 @@
               <w:rPr>
                 <w:rFonts w:ascii="Calibri" w:cs="Calibri" w:eastAsia="Calibri" w:hAnsi="Calibri"/>
               </w:rPr>
-              <w:t xml:space="preserve">package.json</w:t>
+              <w:t xml:space="preserve">web/src/App.tsx</w:t>
             </w:r>
           </w:p>
         </w:tc>
@@ -1179,7 +1179,7 @@
               <w:rPr>
                 <w:rFonts w:ascii="Calibri" w:cs="Calibri" w:eastAsia="Calibri" w:hAnsi="Calibri"/>
               </w:rPr>
-              <w:t xml:space="preserve">Root scripts: npm run dev starts backend + frontend together</w:t>
+              <w:t xml:space="preserve">Main UI: allocation sliders, period picker, charts, tables, Rebalance page</w:t>
             </w:r>
           </w:p>
         </w:tc>
@@ -1210,7 +1210,7 @@
               <w:rPr>
                 <w:rFonts w:ascii="Calibri" w:cs="Calibri" w:eastAsia="Calibri" w:hAnsi="Calibri"/>
               </w:rPr>
-              <w:t xml:space="preserve">web/src/App.tsx</w:t>
+              <w:t xml:space="preserve">web/src/api.ts</w:t>
             </w:r>
           </w:p>
         </w:tc>
@@ -1236,7 +1236,7 @@
               <w:rPr>
                 <w:rFonts w:ascii="Calibri" w:cs="Calibri" w:eastAsia="Calibri" w:hAnsi="Calibri"/>
               </w:rPr>
-              <w:t xml:space="preserve">Main UI: allocation sliders, period picker, charts, tables, Rebalance page</w:t>
+              <w:t xml:space="preserve">Fetches /api/range and /api/backtest from the backend</w:t>
             </w:r>
           </w:p>
         </w:tc>
@@ -1266,7 +1266,7 @@
               <w:rPr>
                 <w:rFonts w:ascii="Calibri" w:cs="Calibri" w:eastAsia="Calibri" w:hAnsi="Calibri"/>
               </w:rPr>
-              <w:t xml:space="preserve">web/src/api.ts</w:t>
+              <w:t xml:space="preserve">web/src/exportYearly.ts</w:t>
             </w:r>
           </w:p>
         </w:tc>
@@ -1291,7 +1291,7 @@
               <w:rPr>
                 <w:rFonts w:ascii="Calibri" w:cs="Calibri" w:eastAsia="Calibri" w:hAnsi="Calibri"/>
               </w:rPr>
-              <w:t xml:space="preserve">Fetches /api/range and /api/backtest from the backend</w:t>
+              <w:t xml:space="preserve">Excel / PDF download helpers</w:t>
             </w:r>
           </w:p>
         </w:tc>
@@ -1322,7 +1322,7 @@
               <w:rPr>
                 <w:rFonts w:ascii="Calibri" w:cs="Calibri" w:eastAsia="Calibri" w:hAnsi="Calibri"/>
               </w:rPr>
-              <w:t xml:space="preserve">web/src/exportYearly.ts</w:t>
+              <w:t xml:space="preserve">web/vite.config.ts</w:t>
             </w:r>
           </w:p>
         </w:tc>
@@ -1348,7 +1348,7 @@
               <w:rPr>
                 <w:rFonts w:ascii="Calibri" w:cs="Calibri" w:eastAsia="Calibri" w:hAnsi="Calibri"/>
               </w:rPr>
-              <w:t xml:space="preserve">Excel / PDF download helpers</w:t>
+              <w:t xml:space="preserve">Dev server; proxies /api/* to the backend on :8000</w:t>
             </w:r>
           </w:p>
         </w:tc>
@@ -1378,7 +1378,7 @@
               <w:rPr>
                 <w:rFonts w:ascii="Calibri" w:cs="Calibri" w:eastAsia="Calibri" w:hAnsi="Calibri"/>
               </w:rPr>
-              <w:t xml:space="preserve">web/vite.config.ts</w:t>
+              <w:t xml:space="preserve">calculation.xlsx</w:t>
             </w:r>
           </w:p>
         </w:tc>
@@ -1403,7 +1403,7 @@
               <w:rPr>
                 <w:rFonts w:ascii="Calibri" w:cs="Calibri" w:eastAsia="Calibri" w:hAnsi="Calibri"/>
               </w:rPr>
-              <w:t xml:space="preserve">Dev server; proxies /api/* to the backend on :8000</w:t>
+              <w:t xml:space="preserve">Excel workbook mirroring the app's monthly math with live formulas</w:t>
             </w:r>
           </w:p>
         </w:tc>
@@ -1434,7 +1434,7 @@
               <w:rPr>
                 <w:rFonts w:ascii="Calibri" w:cs="Calibri" w:eastAsia="Calibri" w:hAnsi="Calibri"/>
               </w:rPr>
-              <w:t xml:space="preserve">calculation.xlsx</w:t>
+              <w:t xml:space="preserve">docs/</w:t>
             </w:r>
           </w:p>
         </w:tc>
@@ -1448,61 +1448,6 @@
               <w:right w:val="single" w:color="BFC5CF" w:sz="4"/>
             </w:tcBorders>
             <w:shd w:fill="F2F4F7" w:val="clear"/>
-            <w:tcMar>
-              <w:top w:type="dxa" w:w="80"/>
-              <w:left w:type="dxa" w:w="100"/>
-              <w:bottom w:type="dxa" w:w="80"/>
-              <w:right w:type="dxa" w:w="100"/>
-            </w:tcMar>
-          </w:tcPr>
-          <w:p>
-            <w:r>
-              <w:rPr>
-                <w:rFonts w:ascii="Calibri" w:cs="Calibri" w:eastAsia="Calibri" w:hAnsi="Calibri"/>
-              </w:rPr>
-              <w:t xml:space="preserve">Excel workbook mirroring the app's monthly math with live formulas</w:t>
-            </w:r>
-          </w:p>
-        </w:tc>
-      </w:tr>
-      <w:tr>
-        <w:trPr>
-          <w:tblHeader w:val="off"/>
-        </w:trPr>
-        <w:tc>
-          <w:tcPr>
-            <w:tcW w:type="dxa" w:w="3600"/>
-            <w:tcBorders>
-              <w:top w:val="single" w:color="BFC5CF" w:sz="4"/>
-              <w:left w:val="single" w:color="BFC5CF" w:sz="4"/>
-              <w:bottom w:val="single" w:color="BFC5CF" w:sz="4"/>
-              <w:right w:val="single" w:color="BFC5CF" w:sz="4"/>
-            </w:tcBorders>
-            <w:tcMar>
-              <w:top w:type="dxa" w:w="80"/>
-              <w:left w:type="dxa" w:w="100"/>
-              <w:bottom w:type="dxa" w:w="80"/>
-              <w:right w:type="dxa" w:w="100"/>
-            </w:tcMar>
-          </w:tcPr>
-          <w:p>
-            <w:r>
-              <w:rPr>
-                <w:rFonts w:ascii="Calibri" w:cs="Calibri" w:eastAsia="Calibri" w:hAnsi="Calibri"/>
-              </w:rPr>
-              <w:t xml:space="preserve">docs/</w:t>
-            </w:r>
-          </w:p>
-        </w:tc>
-        <w:tc>
-          <w:tcPr>
-            <w:tcW w:type="dxa" w:w="6480"/>
-            <w:tcBorders>
-              <w:top w:val="single" w:color="BFC5CF" w:sz="4"/>
-              <w:left w:val="single" w:color="BFC5CF" w:sz="4"/>
-              <w:bottom w:val="single" w:color="BFC5CF" w:sz="4"/>
-              <w:right w:val="single" w:color="BFC5CF" w:sz="4"/>
-            </w:tcBorders>
             <w:tcMar>
               <w:top w:type="dxa" w:w="80"/>
               <w:left w:type="dxa" w:w="100"/>
@@ -3283,7 +3228,7 @@
         <w:rPr>
           <w:rFonts w:ascii="Calibri" w:cs="Calibri" w:eastAsia="Calibri" w:hAnsi="Calibri"/>
         </w:rPr>
-        <w:t xml:space="preserve">Tabs (card tabs with icons): Asset Allocation, Rebalance, Backtester, Saved plans. Save as plan (under the sliders) stores the weights as a custom allocation; the Saved plans tab loads one back into the sliders or opens it in the Backtester.</w:t>
+        <w:t xml:space="preserve">Tabs (card tabs with icons): Asset Allocation, Rebalance, Comparison chart. Save as plan (under the sliders) stores the weights as a custom allocation; the Open plan button above the sliders lists every plan and loads the one you click. A Log scale checkbox on the value charts switches the Y axis to a log scale (the same % growth has the same height); unticked is the normal rupee axis.</w:t>
       </w:r>
     </w:p>
     <w:p>
@@ -3363,7 +3308,7 @@
         <w:rPr>
           <w:rFonts w:ascii="Calibri" w:cs="Calibri" w:eastAsia="Calibri" w:hAnsi="Calibri"/>
         </w:rPr>
-        <w:t xml:space="preserve">Download buttons (Excel or PDF) on the Year by year table and the Year by year (with rebalancing) table; PDFs write 'Rs' because the standard PDF fonts have no rupee sign.</w:t>
+        <w:t xml:space="preserve">Download buttons (Excel or PDF) on the Year by year table and the Year by year (with rebalancing) table. Every file has one structure: a coloured group row (NIFTY, GOLD, BONDS, CASH, PORTFOLIO, RETURNS) over the columns, and for each asset its price, the quantity held and the value (Nifty in shares, gold in grams; Bonds and Cash in rupees). The Rebalance download also has the buy / sell table (second sheet in Excel, second page in the PDF). PDFs write 'Rs' because the standard PDF fonts have no rupee sign.</w:t>
       </w:r>
     </w:p>
     <w:p>
@@ -4708,7 +4653,7 @@
               <w:rPr>
                 <w:rFonts w:ascii="Calibri" w:cs="Calibri" w:eastAsia="Calibri" w:hAnsi="Calibri"/>
               </w:rPr>
-              <w:t xml:space="preserve">build_midsmallcap_csv.py</w:t>
+              <w:t xml:space="preserve">API tokens</w:t>
             </w:r>
           </w:p>
         </w:tc>
@@ -4722,61 +4667,6 @@
               <w:right w:val="single" w:color="BFC5CF" w:sz="4"/>
             </w:tcBorders>
             <w:shd w:fill="F2F4F7" w:val="clear"/>
-            <w:tcMar>
-              <w:top w:type="dxa" w:w="80"/>
-              <w:left w:type="dxa" w:w="100"/>
-              <w:bottom w:type="dxa" w:w="80"/>
-              <w:right w:type="dxa" w:w="100"/>
-            </w:tcMar>
-          </w:tcPr>
-          <w:p>
-            <w:r>
-              <w:rPr>
-                <w:rFonts w:ascii="Calibri" w:cs="Calibri" w:eastAsia="Calibri" w:hAnsi="Calibri"/>
-              </w:rPr>
-              <w:t xml:space="preserve">Obsolete (it needs the removed local files) and can be deleted.</w:t>
-            </w:r>
-          </w:p>
-        </w:tc>
-      </w:tr>
-      <w:tr>
-        <w:trPr>
-          <w:tblHeader w:val="off"/>
-        </w:trPr>
-        <w:tc>
-          <w:tcPr>
-            <w:tcW w:type="dxa" w:w="4800"/>
-            <w:tcBorders>
-              <w:top w:val="single" w:color="BFC5CF" w:sz="4"/>
-              <w:left w:val="single" w:color="BFC5CF" w:sz="4"/>
-              <w:bottom w:val="single" w:color="BFC5CF" w:sz="4"/>
-              <w:right w:val="single" w:color="BFC5CF" w:sz="4"/>
-            </w:tcBorders>
-            <w:tcMar>
-              <w:top w:type="dxa" w:w="80"/>
-              <w:left w:type="dxa" w:w="100"/>
-              <w:bottom w:type="dxa" w:w="80"/>
-              <w:right w:type="dxa" w:w="100"/>
-            </w:tcMar>
-          </w:tcPr>
-          <w:p>
-            <w:r>
-              <w:rPr>
-                <w:rFonts w:ascii="Calibri" w:cs="Calibri" w:eastAsia="Calibri" w:hAnsi="Calibri"/>
-              </w:rPr>
-              <w:t xml:space="preserve">API tokens</w:t>
-            </w:r>
-          </w:p>
-        </w:tc>
-        <w:tc>
-          <w:tcPr>
-            <w:tcW w:type="dxa" w:w="5280"/>
-            <w:tcBorders>
-              <w:top w:val="single" w:color="BFC5CF" w:sz="4"/>
-              <w:left w:val="single" w:color="BFC5CF" w:sz="4"/>
-              <w:bottom w:val="single" w:color="BFC5CF" w:sz="4"/>
-              <w:right w:val="single" w:color="BFC5CF" w:sz="4"/>
-            </w:tcBorders>
             <w:tcMar>
               <w:top w:type="dxa" w:w="80"/>
               <w:left w:type="dxa" w:w="100"/>
